--- a/23.09.docx
+++ b/23.09.docx
@@ -447,6 +447,7 @@
           <w:rFonts w:ascii="Times New Roman" w:hAnsi="Times New Roman" w:cs="Times New Roman"/>
           <w:sz w:val="36"/>
           <w:szCs w:val="36"/>
+          <w:lang w:val="en-US"/>
         </w:rPr>
       </w:pPr>
       <w:r>
@@ -472,26 +473,116 @@
           <w:rFonts w:ascii="Times New Roman" w:hAnsi="Times New Roman" w:cs="Times New Roman"/>
           <w:sz w:val="36"/>
           <w:szCs w:val="36"/>
-        </w:rPr>
-      </w:pPr>
-    </w:p>
-    <w:p>
-      <w:pPr>
-        <w:rPr>
-          <w:rFonts w:ascii="Times New Roman" w:hAnsi="Times New Roman" w:cs="Times New Roman"/>
-          <w:sz w:val="36"/>
-          <w:szCs w:val="36"/>
-        </w:rPr>
-      </w:pPr>
-    </w:p>
-    <w:p>
-      <w:pPr>
-        <w:rPr>
-          <w:rFonts w:ascii="Times New Roman" w:hAnsi="Times New Roman" w:cs="Times New Roman"/>
-          <w:sz w:val="36"/>
-          <w:szCs w:val="36"/>
-        </w:rPr>
-      </w:pPr>
+          <w:lang w:val="en-US"/>
+        </w:rPr>
+      </w:pPr>
+    </w:p>
+    <w:p>
+      <w:pPr>
+        <w:rPr>
+          <w:rFonts w:ascii="Times New Roman" w:hAnsi="Times New Roman" w:cs="Times New Roman"/>
+          <w:sz w:val="36"/>
+          <w:szCs w:val="36"/>
+          <w:lang w:val="en-US"/>
+        </w:rPr>
+      </w:pPr>
+    </w:p>
+    <w:p>
+      <w:pPr>
+        <w:rPr>
+          <w:rFonts w:ascii="Times New Roman" w:hAnsi="Times New Roman" w:cs="Times New Roman"/>
+          <w:sz w:val="36"/>
+          <w:szCs w:val="36"/>
+          <w:lang w:val="en-US"/>
+        </w:rPr>
+      </w:pPr>
+      <w:r>
+        <w:rPr>
+          <w:rFonts w:ascii="Times New Roman" w:hAnsi="Times New Roman" w:cs="Times New Roman"/>
+          <w:sz w:val="36"/>
+          <w:szCs w:val="36"/>
+          <w:lang w:val="en-US"/>
+        </w:rPr>
+        <w:t xml:space="preserve">Fast typing python / </w:t>
+      </w:r>
+      <w:proofErr w:type="spellStart"/>
+      <w:r>
+        <w:rPr>
+          <w:rFonts w:ascii="Times New Roman" w:hAnsi="Times New Roman" w:cs="Times New Roman"/>
+          <w:sz w:val="36"/>
+          <w:szCs w:val="36"/>
+          <w:lang w:val="en-US"/>
+        </w:rPr>
+        <w:t>c++</w:t>
+      </w:r>
+      <w:proofErr w:type="spellEnd"/>
+      <w:r>
+        <w:rPr>
+          <w:rFonts w:ascii="Times New Roman" w:hAnsi="Times New Roman" w:cs="Times New Roman"/>
+          <w:sz w:val="36"/>
+          <w:szCs w:val="36"/>
+          <w:lang w:val="en-US"/>
+        </w:rPr>
+        <w:t xml:space="preserve"> / </w:t>
+      </w:r>
+      <w:proofErr w:type="spellStart"/>
+      <w:r>
+        <w:rPr>
+          <w:rFonts w:ascii="Times New Roman" w:hAnsi="Times New Roman" w:cs="Times New Roman"/>
+          <w:sz w:val="36"/>
+          <w:szCs w:val="36"/>
+          <w:lang w:val="en-US"/>
+        </w:rPr>
+        <w:t>c#</w:t>
+      </w:r>
+      <w:proofErr w:type="spellEnd"/>
+      <w:r>
+        <w:rPr>
+          <w:rFonts w:ascii="Times New Roman" w:hAnsi="Times New Roman" w:cs="Times New Roman"/>
+          <w:sz w:val="36"/>
+          <w:szCs w:val="36"/>
+          <w:lang w:val="en-US"/>
+        </w:rPr>
+        <w:t xml:space="preserve"> asp.net</w:t>
+      </w:r>
+    </w:p>
+    <w:p>
+      <w:pPr>
+        <w:rPr>
+          <w:rFonts w:ascii="Times New Roman" w:hAnsi="Times New Roman" w:cs="Times New Roman"/>
+          <w:sz w:val="36"/>
+          <w:szCs w:val="36"/>
+          <w:lang w:val="en-US"/>
+        </w:rPr>
+      </w:pPr>
+      <w:r>
+        <w:rPr>
+          <w:rFonts w:ascii="Times New Roman" w:hAnsi="Times New Roman" w:cs="Times New Roman"/>
+          <w:sz w:val="36"/>
+          <w:szCs w:val="36"/>
+          <w:lang w:val="en-US"/>
+        </w:rPr>
+        <w:t>HTML/CSS</w:t>
+      </w:r>
+    </w:p>
+    <w:p>
+      <w:pPr>
+        <w:rPr>
+          <w:rFonts w:ascii="Times New Roman" w:hAnsi="Times New Roman" w:cs="Times New Roman"/>
+          <w:sz w:val="36"/>
+          <w:szCs w:val="36"/>
+          <w:lang w:val="en-US"/>
+        </w:rPr>
+      </w:pPr>
+      <w:r>
+        <w:rPr>
+          <w:rFonts w:ascii="Times New Roman" w:hAnsi="Times New Roman" w:cs="Times New Roman"/>
+          <w:sz w:val="36"/>
+          <w:szCs w:val="36"/>
+          <w:lang w:val="en-US"/>
+        </w:rPr>
+        <w:t>VUE.JS</w:t>
+      </w:r>
     </w:p>
     <w:sectPr>
       <w:pgSz w:w="11906" w:h="16838"/>
@@ -1106,6 +1197,7 @@
   <w:style w:type="character" w:default="1" w:styleId="a0">
     <w:name w:val="Default Paragraph Font"/>
     <w:uiPriority w:val="1"/>
+    <w:semiHidden/>
     <w:unhideWhenUsed/>
   </w:style>
   <w:style w:type="table" w:default="1" w:styleId="a1">
